--- a/HandWheel.docx
+++ b/HandWheel.docx
@@ -6659,7 +6659,6 @@
                 <w:lang w:bidi="ar-SA"/>
               </w:rPr>
             </w:pPr>
-            <w:proofErr w:type="gramStart"/>
             <w:r>
               <w:rPr>
                 <w:rFonts w:ascii="Calibri" w:eastAsia="Times New Roman" w:hAnsi="Calibri" w:hint="cs"/>
@@ -6668,18 +6667,7 @@
                 <w:szCs w:val="22"/>
                 <w:lang w:bidi="ar-SA"/>
               </w:rPr>
-              <w:t>Feed,-</w:t>
-            </w:r>
-            <w:proofErr w:type="gramEnd"/>
-            <w:r>
-              <w:rPr>
-                <w:rFonts w:ascii="Calibri" w:eastAsia="Times New Roman" w:hAnsi="Calibri" w:hint="cs"/>
-                <w:color w:val="000000"/>
-                <w:sz w:val="22"/>
-                <w:szCs w:val="22"/>
-                <w:lang w:bidi="ar-SA"/>
-              </w:rPr>
-              <w:t>1</w:t>
+              <w:t>Feed,-1</w:t>
             </w:r>
           </w:p>
         </w:tc>
@@ -6921,7 +6909,6 @@
                 <w:lang w:bidi="ar-SA"/>
               </w:rPr>
             </w:pPr>
-            <w:proofErr w:type="gramStart"/>
             <w:r>
               <w:rPr>
                 <w:rFonts w:ascii="Calibri" w:eastAsia="Times New Roman" w:hAnsi="Calibri" w:hint="cs"/>
@@ -6930,18 +6917,7 @@
                 <w:szCs w:val="22"/>
                 <w:lang w:bidi="ar-SA"/>
               </w:rPr>
-              <w:t>SpindleSpeed,-</w:t>
-            </w:r>
-            <w:proofErr w:type="gramEnd"/>
-            <w:r>
-              <w:rPr>
-                <w:rFonts w:ascii="Calibri" w:eastAsia="Times New Roman" w:hAnsi="Calibri" w:hint="cs"/>
-                <w:color w:val="000000"/>
-                <w:sz w:val="22"/>
-                <w:szCs w:val="22"/>
-                <w:lang w:bidi="ar-SA"/>
-              </w:rPr>
-              <w:t>1</w:t>
+              <w:t>SpindleSpeed,-1</w:t>
             </w:r>
           </w:p>
         </w:tc>
@@ -11517,6 +11493,170 @@
     </w:p>
     <w:p>
       <w:pPr>
+        <w:spacing w:before="100" w:beforeAutospacing="1" w:after="100" w:afterAutospacing="1" w:line="240" w:lineRule="auto"/>
+        <w:ind w:left="142" w:firstLine="0"/>
+        <w:contextualSpacing w:val="0"/>
+        <w:rPr>
+          <w:rFonts w:ascii="Times New Roman" w:eastAsia="Times New Roman" w:hAnsi="Times New Roman"/>
+          <w:sz w:val="24"/>
+          <w:rtl/>
+          <w:lang w:bidi="ar-SA"/>
+        </w:rPr>
+      </w:pPr>
+      <w:r>
+        <w:rPr>
+          <w:rFonts w:ascii="Times New Roman" w:eastAsia="Times New Roman" w:hAnsi="Times New Roman"/>
+          <w:sz w:val="24"/>
+          <w:rtl/>
+          <w:lang w:bidi="ar-SA"/>
+        </w:rPr>
+        <w:t xml:space="preserve">هنگامی که نرم‌افزار </w:t>
+      </w:r>
+      <w:r>
+        <w:rPr>
+          <w:rFonts w:ascii="Times New Roman" w:eastAsia="Times New Roman" w:hAnsi="Times New Roman"/>
+          <w:b/>
+          <w:bCs/>
+          <w:sz w:val="24"/>
+          <w:lang w:bidi="ar-SA"/>
+        </w:rPr>
+        <w:t>CAM-Pro Test</w:t>
+      </w:r>
+      <w:r>
+        <w:rPr>
+          <w:rFonts w:ascii="Times New Roman" w:eastAsia="Times New Roman" w:hAnsi="Times New Roman"/>
+          <w:sz w:val="24"/>
+          <w:lang w:bidi="ar-SA"/>
+        </w:rPr>
+        <w:t xml:space="preserve"> </w:t>
+      </w:r>
+      <w:r>
+        <w:rPr>
+          <w:rFonts w:ascii="Times New Roman" w:eastAsia="Times New Roman" w:hAnsi="Times New Roman"/>
+          <w:sz w:val="24"/>
+          <w:rtl/>
+          <w:lang w:bidi="ar-SA"/>
+        </w:rPr>
+        <w:t>باز و ارتباط هندویل با گیرنده برقرار باشد، صفحه‌نمایش هندویل به حالت تست تغییر می‌کند و مطابق تصویر زیر نمایش داده می‌شود</w:t>
+      </w:r>
+      <w:r>
+        <w:rPr>
+          <w:rFonts w:ascii="Times New Roman" w:eastAsia="Times New Roman" w:hAnsi="Times New Roman"/>
+          <w:sz w:val="24"/>
+          <w:lang w:bidi="ar-SA"/>
+        </w:rPr>
+        <w:t>.</w:t>
+      </w:r>
+    </w:p>
+    <w:p>
+      <w:pPr>
+        <w:spacing w:before="100" w:beforeAutospacing="1" w:after="100" w:afterAutospacing="1" w:line="240" w:lineRule="auto"/>
+        <w:ind w:left="142" w:firstLine="0"/>
+        <w:contextualSpacing w:val="0"/>
+        <w:jc w:val="center"/>
+        <w:rPr>
+          <w:rFonts w:ascii="Times New Roman" w:eastAsia="Times New Roman" w:hAnsi="Times New Roman"/>
+          <w:sz w:val="24"/>
+          <w:lang w:bidi="ar-SA"/>
+        </w:rPr>
+      </w:pPr>
+      <w:r>
+        <w:rPr>
+          <w:rFonts w:ascii="Times New Roman" w:eastAsia="Times New Roman" w:hAnsi="Times New Roman"/>
+          <w:noProof/>
+          <w:sz w:val="24"/>
+          <w:lang w:bidi="ar-SA"/>
+        </w:rPr>
+        <w:drawing>
+          <wp:inline distT="0" distB="0" distL="0" distR="0" wp14:anchorId="6F5D011F" wp14:editId="0601D2A5">
+            <wp:extent cx="3600000" cy="1645920"/>
+            <wp:effectExtent l="0" t="0" r="635" b="0"/>
+            <wp:docPr id="138580734" name="Picture 14"/>
+            <wp:cNvGraphicFramePr>
+              <a:graphicFrameLocks xmlns:a="http://schemas.openxmlformats.org/drawingml/2006/main" noChangeAspect="1"/>
+            </wp:cNvGraphicFramePr>
+            <a:graphic xmlns:a="http://schemas.openxmlformats.org/drawingml/2006/main">
+              <a:graphicData uri="http://schemas.openxmlformats.org/drawingml/2006/picture">
+                <pic:pic xmlns:pic="http://schemas.openxmlformats.org/drawingml/2006/picture">
+                  <pic:nvPicPr>
+                    <pic:cNvPr id="138580734" name="Picture 138580734"/>
+                    <pic:cNvPicPr/>
+                  </pic:nvPicPr>
+                  <pic:blipFill>
+                    <a:blip r:embed="rId17" cstate="print">
+                      <a:extLst>
+                        <a:ext uri="{28A0092B-C50C-407E-A947-70E740481C1C}">
+                          <a14:useLocalDpi xmlns:a14="http://schemas.microsoft.com/office/drawing/2010/main" val="0"/>
+                        </a:ext>
+                      </a:extLst>
+                    </a:blip>
+                    <a:stretch>
+                      <a:fillRect/>
+                    </a:stretch>
+                  </pic:blipFill>
+                  <pic:spPr>
+                    <a:xfrm>
+                      <a:off x="0" y="0"/>
+                      <a:ext cx="3600000" cy="1645920"/>
+                    </a:xfrm>
+                    <a:prstGeom prst="rect">
+                      <a:avLst/>
+                    </a:prstGeom>
+                  </pic:spPr>
+                </pic:pic>
+              </a:graphicData>
+            </a:graphic>
+          </wp:inline>
+        </w:drawing>
+      </w:r>
+    </w:p>
+    <w:p>
+      <w:pPr>
+        <w:spacing w:before="100" w:beforeAutospacing="1" w:after="200" w:afterAutospacing="1"/>
+        <w:ind w:left="142" w:firstLine="0"/>
+        <w:contextualSpacing w:val="0"/>
+        <w:jc w:val="both"/>
+      </w:pPr>
+      <w:r>
+        <w:rPr>
+          <w:rtl/>
+          <w:lang w:bidi="ar-SA"/>
+        </w:rPr>
+        <w:t>در حالت تست، هندویل الگوی آزمایش نمایشگر را نشان می‌دهد. این الگو شامل اعداد، حروف و نمادهای قابل‌نمایش است و برای بررسی عملکرد صحیح تمام پیکسل‌ها و بخش‌های صفحه‌نمایش استفاده می‌شود</w:t>
+      </w:r>
+      <w:r>
+        <w:t>.</w:t>
+      </w:r>
+      <w:r>
+        <w:rPr>
+          <w:rFonts w:hint="cs"/>
+          <w:rtl/>
+        </w:rPr>
+        <w:t xml:space="preserve"> </w:t>
+      </w:r>
+      <w:r>
+        <w:rPr>
+          <w:rtl/>
+          <w:lang w:bidi="ar-SA"/>
+        </w:rPr>
+        <w:t>در این مرحله باید تمام کاراکترها به‌صورت کامل، یکنواخت و خوانا نمایش داده شوند. وجود پیکسل خاموش، کاراکتر ناقص، بخش کم‌نور یا ناحیه‌ای از نمایشگر که اطلاعات را نشان نمی‌دهد، می‌تواند بیانگر ایراد در</w:t>
+      </w:r>
+      <w:r>
+        <w:t xml:space="preserve"> LCD </w:t>
+      </w:r>
+      <w:r>
+        <w:rPr>
+          <w:rtl/>
+          <w:lang w:bidi="ar-SA"/>
+        </w:rPr>
+        <w:t>یا ارتباط داخلی آن باشد</w:t>
+      </w:r>
+      <w:r>
+        <w:t>.</w:t>
+      </w:r>
+    </w:p>
+    <w:p>
+      <w:pPr>
         <w:spacing w:before="100" w:beforeAutospacing="1" w:after="200" w:afterAutospacing="1"/>
         <w:ind w:left="142" w:firstLine="0"/>
         <w:contextualSpacing w:val="0"/>
@@ -11563,12 +11703,12 @@
       </w:r>
     </w:p>
     <w:sectPr>
-      <w:headerReference w:type="even" r:id="rId17"/>
-      <w:headerReference w:type="default" r:id="rId18"/>
-      <w:footerReference w:type="even" r:id="rId19"/>
-      <w:footerReference w:type="default" r:id="rId20"/>
-      <w:headerReference w:type="first" r:id="rId21"/>
-      <w:footerReference w:type="first" r:id="rId22"/>
+      <w:headerReference w:type="even" r:id="rId18"/>
+      <w:headerReference w:type="default" r:id="rId19"/>
+      <w:footerReference w:type="even" r:id="rId20"/>
+      <w:footerReference w:type="default" r:id="rId21"/>
+      <w:headerReference w:type="first" r:id="rId22"/>
+      <w:footerReference w:type="first" r:id="rId23"/>
       <w:pgSz w:w="11907" w:h="16839" w:code="9"/>
       <w:pgMar w:top="1440" w:right="1440" w:bottom="1440" w:left="1440" w:header="720" w:footer="870" w:gutter="0"/>
       <w:pgNumType w:start="0"/>
@@ -17604,7 +17744,6 @@
   <w:style w:type="character" w:default="1" w:styleId="DefaultParagraphFont">
     <w:name w:val="Default Paragraph Font"/>
     <w:uiPriority w:val="1"/>
-    <w:semiHidden/>
     <w:unhideWhenUsed/>
   </w:style>
   <w:style w:type="table" w:default="1" w:styleId="TableNormal">
